--- a/SOFTWARE ENGINEERING LAB.docx
+++ b/SOFTWARE ENGINEERING LAB.docx
@@ -91,151 +91,6 @@
             <wp:extent cx="5035550" cy="4393599"/>
             <wp:effectExtent l="0" t="0" r="0" b="6985"/>
             <wp:docPr id="1" name="Picture 1"/>
-            <wp:cNvGraphicFramePr>
-              <a:graphicFrameLocks xmlns:a="http://schemas.openxmlformats.org/drawingml/2006/main" noChangeAspect="1"/>
-            </wp:cNvGraphicFramePr>
-            <a:graphic xmlns:a="http://schemas.openxmlformats.org/drawingml/2006/main">
-              <a:graphicData uri="http://schemas.openxmlformats.org/drawingml/2006/picture">
-                <pic:pic xmlns:pic="http://schemas.openxmlformats.org/drawingml/2006/picture">
-                  <pic:nvPicPr>
-                    <pic:cNvPr id="1" name=""/>
-                    <pic:cNvPicPr/>
-                  </pic:nvPicPr>
-                  <pic:blipFill>
-                    <a:blip r:embed="rId4"/>
-                    <a:stretch>
-                      <a:fillRect/>
-                    </a:stretch>
-                  </pic:blipFill>
-                  <pic:spPr>
-                    <a:xfrm>
-                      <a:off x="0" y="0"/>
-                      <a:ext cx="5039955" cy="4397442"/>
-                    </a:xfrm>
-                    <a:prstGeom prst="rect">
-                      <a:avLst/>
-                    </a:prstGeom>
-                  </pic:spPr>
-                </pic:pic>
-              </a:graphicData>
-            </a:graphic>
-          </wp:inline>
-        </w:drawing>
-      </w:r>
-    </w:p>
-    <w:p>
-      <w:pPr>
-        <w:rPr>
-          <w:rFonts w:ascii="Times New Roman" w:hAnsi="Times New Roman" w:cs="Times New Roman"/>
-          <w:b/>
-          <w:bCs/>
-          <w:sz w:val="32"/>
-          <w:szCs w:val="32"/>
-        </w:rPr>
-      </w:pPr>
-      <w:r>
-        <w:rPr>
-          <w:rFonts w:ascii="Times New Roman" w:hAnsi="Times New Roman" w:cs="Times New Roman"/>
-          <w:b/>
-          <w:bCs/>
-          <w:noProof/>
-          <w:sz w:val="32"/>
-          <w:szCs w:val="32"/>
-        </w:rPr>
-        <w:drawing>
-          <wp:inline distT="0" distB="0" distL="0" distR="0" wp14:anchorId="605631CD" wp14:editId="0F1C7CB3">
-            <wp:extent cx="5731510" cy="3157220"/>
-            <wp:effectExtent l="0" t="0" r="2540" b="5080"/>
-            <wp:docPr id="2" name="Picture 2"/>
-            <wp:cNvGraphicFramePr>
-              <a:graphicFrameLocks xmlns:a="http://schemas.openxmlformats.org/drawingml/2006/main" noChangeAspect="1"/>
-            </wp:cNvGraphicFramePr>
-            <a:graphic xmlns:a="http://schemas.openxmlformats.org/drawingml/2006/main">
-              <a:graphicData uri="http://schemas.openxmlformats.org/drawingml/2006/picture">
-                <pic:pic xmlns:pic="http://schemas.openxmlformats.org/drawingml/2006/picture">
-                  <pic:nvPicPr>
-                    <pic:cNvPr id="1" name=""/>
-                    <pic:cNvPicPr/>
-                  </pic:nvPicPr>
-                  <pic:blipFill>
-                    <a:blip r:embed="rId5"/>
-                    <a:stretch>
-                      <a:fillRect/>
-                    </a:stretch>
-                  </pic:blipFill>
-                  <pic:spPr>
-                    <a:xfrm>
-                      <a:off x="0" y="0"/>
-                      <a:ext cx="5731510" cy="3157220"/>
-                    </a:xfrm>
-                    <a:prstGeom prst="rect">
-                      <a:avLst/>
-                    </a:prstGeom>
-                  </pic:spPr>
-                </pic:pic>
-              </a:graphicData>
-            </a:graphic>
-          </wp:inline>
-        </w:drawing>
-      </w:r>
-    </w:p>
-    <w:p>
-      <w:pPr>
-        <w:rPr>
-          <w:rFonts w:ascii="Times New Roman" w:hAnsi="Times New Roman" w:cs="Times New Roman"/>
-          <w:b/>
-          <w:bCs/>
-          <w:sz w:val="32"/>
-          <w:szCs w:val="32"/>
-        </w:rPr>
-      </w:pPr>
-      <w:r>
-        <w:rPr>
-          <w:rFonts w:ascii="Times New Roman" w:hAnsi="Times New Roman" w:cs="Times New Roman"/>
-          <w:b/>
-          <w:bCs/>
-          <w:sz w:val="32"/>
-          <w:szCs w:val="32"/>
-        </w:rPr>
-        <w:lastRenderedPageBreak/>
-        <w:t xml:space="preserve">Exp 2 </w:t>
-      </w:r>
-      <w:proofErr w:type="spellStart"/>
-      <w:r>
-        <w:rPr>
-          <w:rFonts w:ascii="Times New Roman" w:hAnsi="Times New Roman" w:cs="Times New Roman"/>
-          <w:b/>
-          <w:bCs/>
-          <w:sz w:val="32"/>
-          <w:szCs w:val="32"/>
-        </w:rPr>
-        <w:t>figma</w:t>
-      </w:r>
-      <w:proofErr w:type="spellEnd"/>
-    </w:p>
-    <w:p>
-      <w:pPr>
-        <w:rPr>
-          <w:rFonts w:ascii="Times New Roman" w:hAnsi="Times New Roman" w:cs="Times New Roman"/>
-          <w:b/>
-          <w:bCs/>
-          <w:sz w:val="32"/>
-          <w:szCs w:val="32"/>
-        </w:rPr>
-      </w:pPr>
-      <w:r>
-        <w:rPr>
-          <w:rFonts w:ascii="Times New Roman" w:hAnsi="Times New Roman" w:cs="Times New Roman"/>
-          <w:b/>
-          <w:bCs/>
-          <w:sz w:val="32"/>
-          <w:szCs w:val="32"/>
-        </w:rPr>
-        <w:drawing>
-          <wp:inline distT="0" distB="0" distL="0" distR="0" wp14:anchorId="14A597BE" wp14:editId="26AFB161">
-            <wp:extent cx="5731510" cy="4445000"/>
-            <wp:effectExtent l="0" t="0" r="2540" b="0"/>
-            <wp:docPr id="3" name="Picture 3"/>
             <wp:cNvGraphicFramePr>
               <a:graphicFrameLocks xmlns:a="http://schemas.openxmlformats.org/drawingml/2006/main" noChangeAspect="1"/>
             </wp:cNvGraphicFramePr>
@@ -255,6 +110,152 @@
                   <pic:spPr>
                     <a:xfrm>
                       <a:off x="0" y="0"/>
+                      <a:ext cx="5039955" cy="4397442"/>
+                    </a:xfrm>
+                    <a:prstGeom prst="rect">
+                      <a:avLst/>
+                    </a:prstGeom>
+                  </pic:spPr>
+                </pic:pic>
+              </a:graphicData>
+            </a:graphic>
+          </wp:inline>
+        </w:drawing>
+      </w:r>
+    </w:p>
+    <w:p>
+      <w:pPr>
+        <w:rPr>
+          <w:rFonts w:ascii="Times New Roman" w:hAnsi="Times New Roman" w:cs="Times New Roman"/>
+          <w:b/>
+          <w:bCs/>
+          <w:sz w:val="32"/>
+          <w:szCs w:val="32"/>
+        </w:rPr>
+      </w:pPr>
+      <w:r>
+        <w:rPr>
+          <w:rFonts w:ascii="Times New Roman" w:hAnsi="Times New Roman" w:cs="Times New Roman"/>
+          <w:b/>
+          <w:bCs/>
+          <w:noProof/>
+          <w:sz w:val="32"/>
+          <w:szCs w:val="32"/>
+        </w:rPr>
+        <w:drawing>
+          <wp:inline distT="0" distB="0" distL="0" distR="0" wp14:anchorId="605631CD" wp14:editId="0F1C7CB3">
+            <wp:extent cx="5731510" cy="3157220"/>
+            <wp:effectExtent l="0" t="0" r="2540" b="5080"/>
+            <wp:docPr id="2" name="Picture 2"/>
+            <wp:cNvGraphicFramePr>
+              <a:graphicFrameLocks xmlns:a="http://schemas.openxmlformats.org/drawingml/2006/main" noChangeAspect="1"/>
+            </wp:cNvGraphicFramePr>
+            <a:graphic xmlns:a="http://schemas.openxmlformats.org/drawingml/2006/main">
+              <a:graphicData uri="http://schemas.openxmlformats.org/drawingml/2006/picture">
+                <pic:pic xmlns:pic="http://schemas.openxmlformats.org/drawingml/2006/picture">
+                  <pic:nvPicPr>
+                    <pic:cNvPr id="1" name=""/>
+                    <pic:cNvPicPr/>
+                  </pic:nvPicPr>
+                  <pic:blipFill>
+                    <a:blip r:embed="rId7"/>
+                    <a:stretch>
+                      <a:fillRect/>
+                    </a:stretch>
+                  </pic:blipFill>
+                  <pic:spPr>
+                    <a:xfrm>
+                      <a:off x="0" y="0"/>
+                      <a:ext cx="5731510" cy="3157220"/>
+                    </a:xfrm>
+                    <a:prstGeom prst="rect">
+                      <a:avLst/>
+                    </a:prstGeom>
+                  </pic:spPr>
+                </pic:pic>
+              </a:graphicData>
+            </a:graphic>
+          </wp:inline>
+        </w:drawing>
+      </w:r>
+    </w:p>
+    <w:p>
+      <w:pPr>
+        <w:rPr>
+          <w:rFonts w:ascii="Times New Roman" w:hAnsi="Times New Roman" w:cs="Times New Roman"/>
+          <w:b/>
+          <w:bCs/>
+          <w:sz w:val="32"/>
+          <w:szCs w:val="32"/>
+        </w:rPr>
+      </w:pPr>
+      <w:r>
+        <w:rPr>
+          <w:rFonts w:ascii="Times New Roman" w:hAnsi="Times New Roman" w:cs="Times New Roman"/>
+          <w:b/>
+          <w:bCs/>
+          <w:sz w:val="32"/>
+          <w:szCs w:val="32"/>
+        </w:rPr>
+        <w:lastRenderedPageBreak/>
+        <w:t xml:space="preserve">Exp 2 </w:t>
+      </w:r>
+      <w:proofErr w:type="spellStart"/>
+      <w:r>
+        <w:rPr>
+          <w:rFonts w:ascii="Times New Roman" w:hAnsi="Times New Roman" w:cs="Times New Roman"/>
+          <w:b/>
+          <w:bCs/>
+          <w:sz w:val="32"/>
+          <w:szCs w:val="32"/>
+        </w:rPr>
+        <w:t>figma</w:t>
+      </w:r>
+      <w:proofErr w:type="spellEnd"/>
+    </w:p>
+    <w:p>
+      <w:pPr>
+        <w:rPr>
+          <w:rFonts w:ascii="Times New Roman" w:hAnsi="Times New Roman" w:cs="Times New Roman"/>
+          <w:b/>
+          <w:bCs/>
+          <w:sz w:val="32"/>
+          <w:szCs w:val="32"/>
+        </w:rPr>
+      </w:pPr>
+      <w:r>
+        <w:rPr>
+          <w:rFonts w:ascii="Times New Roman" w:hAnsi="Times New Roman" w:cs="Times New Roman"/>
+          <w:b/>
+          <w:bCs/>
+          <w:noProof/>
+          <w:sz w:val="32"/>
+          <w:szCs w:val="32"/>
+        </w:rPr>
+        <w:drawing>
+          <wp:inline distT="0" distB="0" distL="0" distR="0" wp14:anchorId="14A597BE" wp14:editId="26AFB161">
+            <wp:extent cx="5731510" cy="4445000"/>
+            <wp:effectExtent l="0" t="0" r="2540" b="0"/>
+            <wp:docPr id="3" name="Picture 3"/>
+            <wp:cNvGraphicFramePr>
+              <a:graphicFrameLocks xmlns:a="http://schemas.openxmlformats.org/drawingml/2006/main" noChangeAspect="1"/>
+            </wp:cNvGraphicFramePr>
+            <a:graphic xmlns:a="http://schemas.openxmlformats.org/drawingml/2006/main">
+              <a:graphicData uri="http://schemas.openxmlformats.org/drawingml/2006/picture">
+                <pic:pic xmlns:pic="http://schemas.openxmlformats.org/drawingml/2006/picture">
+                  <pic:nvPicPr>
+                    <pic:cNvPr id="1" name=""/>
+                    <pic:cNvPicPr/>
+                  </pic:nvPicPr>
+                  <pic:blipFill>
+                    <a:blip r:embed="rId8"/>
+                    <a:stretch>
+                      <a:fillRect/>
+                    </a:stretch>
+                  </pic:blipFill>
+                  <pic:spPr>
+                    <a:xfrm>
+                      <a:off x="0" y="0"/>
                       <a:ext cx="5731510" cy="4445000"/>
                     </a:xfrm>
                     <a:prstGeom prst="rect">
@@ -267,40 +268,835 @@
           </wp:inline>
         </w:drawing>
       </w:r>
+      <w:r>
+        <w:rPr>
+          <w:rFonts w:ascii="Times New Roman" w:hAnsi="Times New Roman" w:cs="Times New Roman"/>
+          <w:b/>
+          <w:bCs/>
+          <w:sz w:val="32"/>
+          <w:szCs w:val="32"/>
+        </w:rPr>
+        <w:br/>
+      </w:r>
+    </w:p>
+    <w:p>
+      <w:pPr>
+        <w:rPr>
+          <w:rFonts w:ascii="Times New Roman" w:hAnsi="Times New Roman" w:cs="Times New Roman"/>
+          <w:b/>
+          <w:bCs/>
+          <w:sz w:val="32"/>
+          <w:szCs w:val="32"/>
+        </w:rPr>
+      </w:pPr>
+      <w:r>
+        <w:rPr>
+          <w:rFonts w:ascii="Times New Roman" w:hAnsi="Times New Roman" w:cs="Times New Roman"/>
+          <w:b/>
+          <w:bCs/>
+          <w:sz w:val="32"/>
+          <w:szCs w:val="32"/>
+        </w:rPr>
+        <w:t xml:space="preserve">EXP </w:t>
+      </w:r>
+      <w:r>
+        <w:rPr>
+          <w:rFonts w:ascii="Times New Roman" w:hAnsi="Times New Roman" w:cs="Times New Roman"/>
+          <w:b/>
+          <w:bCs/>
+          <w:sz w:val="32"/>
+          <w:szCs w:val="32"/>
+        </w:rPr>
+        <w:t>4</w:t>
+      </w:r>
+    </w:p>
+    <w:p>
+      <w:pPr>
+        <w:rPr>
+          <w:rFonts w:ascii="Times New Roman" w:hAnsi="Times New Roman" w:cs="Times New Roman"/>
+          <w:b/>
+          <w:bCs/>
+          <w:sz w:val="32"/>
+          <w:szCs w:val="32"/>
+        </w:rPr>
+      </w:pPr>
+      <w:r>
+        <w:rPr>
+          <w:rFonts w:ascii="Times New Roman" w:hAnsi="Times New Roman" w:cs="Times New Roman"/>
+          <w:b/>
+          <w:bCs/>
+          <w:sz w:val="32"/>
+          <w:szCs w:val="32"/>
+        </w:rPr>
+        <w:drawing>
+          <wp:inline distT="0" distB="0" distL="0" distR="0" wp14:anchorId="7966E007" wp14:editId="6263F71F">
+            <wp:extent cx="5731510" cy="3223895"/>
+            <wp:effectExtent l="0" t="0" r="2540" b="0"/>
+            <wp:docPr id="8" name="Picture 8"/>
+            <wp:cNvGraphicFramePr>
+              <a:graphicFrameLocks xmlns:a="http://schemas.openxmlformats.org/drawingml/2006/main" noChangeAspect="1"/>
+            </wp:cNvGraphicFramePr>
+            <a:graphic xmlns:a="http://schemas.openxmlformats.org/drawingml/2006/main">
+              <a:graphicData uri="http://schemas.openxmlformats.org/drawingml/2006/picture">
+                <pic:pic xmlns:pic="http://schemas.openxmlformats.org/drawingml/2006/picture">
+                  <pic:nvPicPr>
+                    <pic:cNvPr id="1" name=""/>
+                    <pic:cNvPicPr/>
+                  </pic:nvPicPr>
+                  <pic:blipFill>
+                    <a:blip r:embed="rId9"/>
+                    <a:stretch>
+                      <a:fillRect/>
+                    </a:stretch>
+                  </pic:blipFill>
+                  <pic:spPr>
+                    <a:xfrm>
+                      <a:off x="0" y="0"/>
+                      <a:ext cx="5731510" cy="3223895"/>
+                    </a:xfrm>
+                    <a:prstGeom prst="rect">
+                      <a:avLst/>
+                    </a:prstGeom>
+                  </pic:spPr>
+                </pic:pic>
+              </a:graphicData>
+            </a:graphic>
+          </wp:inline>
+        </w:drawing>
+      </w:r>
+    </w:p>
+    <w:p>
+      <w:pPr>
+        <w:rPr>
+          <w:rFonts w:ascii="Times New Roman" w:hAnsi="Times New Roman" w:cs="Times New Roman"/>
+          <w:b/>
+          <w:sz w:val="24"/>
+          <w:szCs w:val="24"/>
+        </w:rPr>
+      </w:pPr>
+      <w:r>
+        <w:rPr>
+          <w:rFonts w:ascii="Times New Roman" w:hAnsi="Times New Roman" w:cs="Times New Roman"/>
+          <w:b/>
+          <w:sz w:val="24"/>
+          <w:szCs w:val="24"/>
+        </w:rPr>
+        <w:lastRenderedPageBreak/>
+        <w:t>EXP 5</w:t>
+      </w:r>
+    </w:p>
+    <w:p>
+      <w:pPr>
+        <w:rPr>
+          <w:rFonts w:ascii="Times New Roman" w:hAnsi="Times New Roman" w:cs="Times New Roman"/>
+          <w:b/>
+          <w:sz w:val="24"/>
+          <w:szCs w:val="24"/>
+        </w:rPr>
+      </w:pPr>
+      <w:r>
+        <w:rPr>
+          <w:rFonts w:ascii="Times New Roman" w:hAnsi="Times New Roman" w:cs="Times New Roman"/>
+          <w:b/>
+          <w:sz w:val="24"/>
+          <w:szCs w:val="24"/>
+        </w:rPr>
+        <w:drawing>
+          <wp:inline distT="0" distB="0" distL="0" distR="0" wp14:anchorId="177B56B4" wp14:editId="1CC36DC6">
+            <wp:extent cx="5731510" cy="3223895"/>
+            <wp:effectExtent l="0" t="0" r="2540" b="0"/>
+            <wp:docPr id="9" name="Picture 9"/>
+            <wp:cNvGraphicFramePr>
+              <a:graphicFrameLocks xmlns:a="http://schemas.openxmlformats.org/drawingml/2006/main" noChangeAspect="1"/>
+            </wp:cNvGraphicFramePr>
+            <a:graphic xmlns:a="http://schemas.openxmlformats.org/drawingml/2006/main">
+              <a:graphicData uri="http://schemas.openxmlformats.org/drawingml/2006/picture">
+                <pic:pic xmlns:pic="http://schemas.openxmlformats.org/drawingml/2006/picture">
+                  <pic:nvPicPr>
+                    <pic:cNvPr id="1" name=""/>
+                    <pic:cNvPicPr/>
+                  </pic:nvPicPr>
+                  <pic:blipFill>
+                    <a:blip r:embed="rId10"/>
+                    <a:stretch>
+                      <a:fillRect/>
+                    </a:stretch>
+                  </pic:blipFill>
+                  <pic:spPr>
+                    <a:xfrm>
+                      <a:off x="0" y="0"/>
+                      <a:ext cx="5731510" cy="3223895"/>
+                    </a:xfrm>
+                    <a:prstGeom prst="rect">
+                      <a:avLst/>
+                    </a:prstGeom>
+                  </pic:spPr>
+                </pic:pic>
+              </a:graphicData>
+            </a:graphic>
+          </wp:inline>
+        </w:drawing>
+      </w:r>
+    </w:p>
+    <w:p>
+      <w:pPr>
+        <w:rPr>
+          <w:rFonts w:ascii="Times New Roman" w:hAnsi="Times New Roman" w:cs="Times New Roman"/>
+          <w:b/>
+          <w:sz w:val="24"/>
+          <w:szCs w:val="24"/>
+        </w:rPr>
+      </w:pPr>
+    </w:p>
+    <w:p>
+      <w:pPr>
+        <w:rPr>
+          <w:rFonts w:ascii="Times New Roman" w:hAnsi="Times New Roman" w:cs="Times New Roman"/>
+          <w:b/>
+          <w:sz w:val="24"/>
+          <w:szCs w:val="24"/>
+        </w:rPr>
+      </w:pPr>
+    </w:p>
+    <w:p>
+      <w:pPr>
+        <w:rPr>
+          <w:rFonts w:ascii="Times New Roman" w:hAnsi="Times New Roman" w:cs="Times New Roman"/>
+          <w:b/>
+          <w:sz w:val="24"/>
+          <w:szCs w:val="24"/>
+        </w:rPr>
+      </w:pPr>
+      <w:r>
+        <w:rPr>
+          <w:rFonts w:ascii="Times New Roman" w:hAnsi="Times New Roman" w:cs="Times New Roman"/>
+          <w:b/>
+          <w:sz w:val="24"/>
+          <w:szCs w:val="24"/>
+        </w:rPr>
+        <w:t>EXP-6</w:t>
+      </w:r>
+    </w:p>
+    <w:p>
+      <w:pPr>
+        <w:rPr>
+          <w:rFonts w:ascii="Times New Roman" w:hAnsi="Times New Roman" w:cs="Times New Roman"/>
+          <w:b/>
+          <w:sz w:val="24"/>
+          <w:szCs w:val="24"/>
+        </w:rPr>
+      </w:pPr>
+      <w:r>
+        <w:rPr>
+          <w:rFonts w:ascii="Times New Roman" w:hAnsi="Times New Roman" w:cs="Times New Roman"/>
+          <w:b/>
+          <w:sz w:val="24"/>
+          <w:szCs w:val="24"/>
+        </w:rPr>
+        <w:t>LINK JIRA WITH CONFLUENCE</w:t>
+      </w:r>
+    </w:p>
+    <w:p>
+      <w:pPr>
+        <w:rPr>
+          <w:rFonts w:ascii="Times New Roman" w:hAnsi="Times New Roman" w:cs="Times New Roman"/>
+          <w:b/>
+          <w:bCs/>
+          <w:sz w:val="32"/>
+          <w:szCs w:val="32"/>
+        </w:rPr>
+      </w:pPr>
+      <w:r>
+        <w:rPr>
+          <w:rFonts w:ascii="Times New Roman" w:hAnsi="Times New Roman" w:cs="Times New Roman"/>
+          <w:b/>
+          <w:bCs/>
+          <w:sz w:val="32"/>
+          <w:szCs w:val="32"/>
+        </w:rPr>
+        <w:t>https://lshruthiksha.atlassian.net/wiki/pages/resumedraft.action?draftId=524289&amp;draftShareId=b1951bcb-a3dc-4b12-be8e-1a53d5c49290</w:t>
+      </w:r>
+      <w:r>
+        <w:rPr>
+          <w:rFonts w:ascii="Times New Roman" w:hAnsi="Times New Roman" w:cs="Times New Roman"/>
+          <w:noProof/>
+          <w:sz w:val="24"/>
+          <w:szCs w:val="24"/>
+          <w:lang w:eastAsia="en-IN"/>
+        </w:rPr>
+        <w:drawing>
+          <wp:anchor distT="0" distB="0" distL="114300" distR="114300" simplePos="0" relativeHeight="251659264" behindDoc="0" locked="0" layoutInCell="1" allowOverlap="1" wp14:anchorId="22DEF5F8" wp14:editId="2D0D6153">
+            <wp:simplePos x="0" y="0"/>
+            <wp:positionH relativeFrom="margin">
+              <wp:posOffset>203981</wp:posOffset>
+            </wp:positionH>
+            <wp:positionV relativeFrom="paragraph">
+              <wp:posOffset>4269398</wp:posOffset>
+            </wp:positionV>
+            <wp:extent cx="4930140" cy="2623185"/>
+            <wp:effectExtent l="0" t="0" r="3810" b="5715"/>
+            <wp:wrapSquare wrapText="bothSides"/>
+            <wp:docPr id="4" name="Picture 4"/>
+            <wp:cNvGraphicFramePr>
+              <a:graphicFrameLocks xmlns:a="http://schemas.openxmlformats.org/drawingml/2006/main" noChangeAspect="1"/>
+            </wp:cNvGraphicFramePr>
+            <a:graphic xmlns:a="http://schemas.openxmlformats.org/drawingml/2006/main">
+              <a:graphicData uri="http://schemas.openxmlformats.org/drawingml/2006/picture">
+                <pic:pic xmlns:pic="http://schemas.openxmlformats.org/drawingml/2006/picture">
+                  <pic:nvPicPr>
+                    <pic:cNvPr id="1" name="Screenshot 2026-10-27 091104.png"/>
+                    <pic:cNvPicPr/>
+                  </pic:nvPicPr>
+                  <pic:blipFill>
+                    <a:blip r:embed="rId11" cstate="print">
+                      <a:extLst>
+                        <a:ext uri="{28A0092B-C50C-407E-A947-70E740481C1C}">
+                          <a14:useLocalDpi xmlns:a14="http://schemas.microsoft.com/office/drawing/2010/main" val="0"/>
+                        </a:ext>
+                      </a:extLst>
+                    </a:blip>
+                    <a:stretch>
+                      <a:fillRect/>
+                    </a:stretch>
+                  </pic:blipFill>
+                  <pic:spPr>
+                    <a:xfrm>
+                      <a:off x="0" y="0"/>
+                      <a:ext cx="4930140" cy="2623185"/>
+                    </a:xfrm>
+                    <a:prstGeom prst="rect">
+                      <a:avLst/>
+                    </a:prstGeom>
+                  </pic:spPr>
+                </pic:pic>
+              </a:graphicData>
+            </a:graphic>
+            <wp14:sizeRelH relativeFrom="margin">
+              <wp14:pctWidth>0</wp14:pctWidth>
+            </wp14:sizeRelH>
+            <wp14:sizeRelV relativeFrom="margin">
+              <wp14:pctHeight>0</wp14:pctHeight>
+            </wp14:sizeRelV>
+          </wp:anchor>
+        </w:drawing>
+      </w:r>
+      <w:r>
+        <w:rPr>
+          <w:rFonts w:ascii="Times New Roman" w:hAnsi="Times New Roman" w:cs="Times New Roman"/>
+          <w:b/>
+          <w:bCs/>
+          <w:sz w:val="32"/>
+          <w:szCs w:val="32"/>
+        </w:rPr>
+        <w:br/>
+      </w:r>
+      <w:r>
+        <w:rPr>
+          <w:rFonts w:ascii="Times New Roman" w:hAnsi="Times New Roman" w:cs="Times New Roman"/>
+          <w:b/>
+          <w:bCs/>
+          <w:sz w:val="32"/>
+          <w:szCs w:val="32"/>
+        </w:rPr>
+        <w:br/>
+      </w:r>
+    </w:p>
+    <w:p>
+      <w:pPr>
+        <w:rPr>
+          <w:rFonts w:ascii="Times New Roman" w:hAnsi="Times New Roman" w:cs="Times New Roman"/>
+          <w:b/>
+          <w:bCs/>
+          <w:sz w:val="32"/>
+          <w:szCs w:val="32"/>
+        </w:rPr>
+      </w:pPr>
+      <w:r>
+        <w:rPr>
+          <w:rFonts w:ascii="Times New Roman" w:hAnsi="Times New Roman" w:cs="Times New Roman"/>
+          <w:noProof/>
+          <w:sz w:val="24"/>
+          <w:szCs w:val="24"/>
+          <w:lang w:eastAsia="en-IN"/>
+        </w:rPr>
+        <w:lastRenderedPageBreak/>
+        <w:drawing>
+          <wp:anchor distT="0" distB="0" distL="114300" distR="114300" simplePos="0" relativeHeight="251663360" behindDoc="0" locked="0" layoutInCell="1" allowOverlap="1" wp14:anchorId="28BE5B5C" wp14:editId="29C39AE3">
+            <wp:simplePos x="0" y="0"/>
+            <wp:positionH relativeFrom="margin">
+              <wp:posOffset>0</wp:posOffset>
+            </wp:positionH>
+            <wp:positionV relativeFrom="paragraph">
+              <wp:posOffset>3404235</wp:posOffset>
+            </wp:positionV>
+            <wp:extent cx="5731510" cy="3049905"/>
+            <wp:effectExtent l="0" t="0" r="2540" b="0"/>
+            <wp:wrapSquare wrapText="bothSides"/>
+            <wp:docPr id="6" name="Picture 6"/>
+            <wp:cNvGraphicFramePr>
+              <a:graphicFrameLocks xmlns:a="http://schemas.openxmlformats.org/drawingml/2006/main" noChangeAspect="1"/>
+            </wp:cNvGraphicFramePr>
+            <a:graphic xmlns:a="http://schemas.openxmlformats.org/drawingml/2006/main">
+              <a:graphicData uri="http://schemas.openxmlformats.org/drawingml/2006/picture">
+                <pic:pic xmlns:pic="http://schemas.openxmlformats.org/drawingml/2006/picture">
+                  <pic:nvPicPr>
+                    <pic:cNvPr id="3" name="Screenshot 2026-10-27 091124.png"/>
+                    <pic:cNvPicPr/>
+                  </pic:nvPicPr>
+                  <pic:blipFill>
+                    <a:blip r:embed="rId12" cstate="print">
+                      <a:extLst>
+                        <a:ext uri="{28A0092B-C50C-407E-A947-70E740481C1C}">
+                          <a14:useLocalDpi xmlns:a14="http://schemas.microsoft.com/office/drawing/2010/main" val="0"/>
+                        </a:ext>
+                      </a:extLst>
+                    </a:blip>
+                    <a:stretch>
+                      <a:fillRect/>
+                    </a:stretch>
+                  </pic:blipFill>
+                  <pic:spPr>
+                    <a:xfrm>
+                      <a:off x="0" y="0"/>
+                      <a:ext cx="5731510" cy="3049905"/>
+                    </a:xfrm>
+                    <a:prstGeom prst="rect">
+                      <a:avLst/>
+                    </a:prstGeom>
+                  </pic:spPr>
+                </pic:pic>
+              </a:graphicData>
+            </a:graphic>
+          </wp:anchor>
+        </w:drawing>
+      </w:r>
+      <w:r>
+        <w:rPr>
+          <w:rFonts w:ascii="Times New Roman" w:hAnsi="Times New Roman" w:cs="Times New Roman"/>
+          <w:noProof/>
+          <w:sz w:val="24"/>
+          <w:szCs w:val="24"/>
+          <w:lang w:eastAsia="en-IN"/>
+        </w:rPr>
+        <w:drawing>
+          <wp:anchor distT="0" distB="0" distL="114300" distR="114300" simplePos="0" relativeHeight="251661312" behindDoc="0" locked="0" layoutInCell="1" allowOverlap="1" wp14:anchorId="44388833" wp14:editId="22672719">
+            <wp:simplePos x="0" y="0"/>
+            <wp:positionH relativeFrom="margin">
+              <wp:align>right</wp:align>
+            </wp:positionH>
+            <wp:positionV relativeFrom="paragraph">
+              <wp:posOffset>49</wp:posOffset>
+            </wp:positionV>
+            <wp:extent cx="5731510" cy="3052445"/>
+            <wp:effectExtent l="0" t="0" r="2540" b="0"/>
+            <wp:wrapSquare wrapText="bothSides"/>
+            <wp:docPr id="5" name="Picture 5"/>
+            <wp:cNvGraphicFramePr>
+              <a:graphicFrameLocks xmlns:a="http://schemas.openxmlformats.org/drawingml/2006/main" noChangeAspect="1"/>
+            </wp:cNvGraphicFramePr>
+            <a:graphic xmlns:a="http://schemas.openxmlformats.org/drawingml/2006/main">
+              <a:graphicData uri="http://schemas.openxmlformats.org/drawingml/2006/picture">
+                <pic:pic xmlns:pic="http://schemas.openxmlformats.org/drawingml/2006/picture">
+                  <pic:nvPicPr>
+                    <pic:cNvPr id="2" name="Screenshot 2026-10-27 091118.png"/>
+                    <pic:cNvPicPr/>
+                  </pic:nvPicPr>
+                  <pic:blipFill>
+                    <a:blip r:embed="rId13" cstate="print">
+                      <a:extLst>
+                        <a:ext uri="{28A0092B-C50C-407E-A947-70E740481C1C}">
+                          <a14:useLocalDpi xmlns:a14="http://schemas.microsoft.com/office/drawing/2010/main" val="0"/>
+                        </a:ext>
+                      </a:extLst>
+                    </a:blip>
+                    <a:stretch>
+                      <a:fillRect/>
+                    </a:stretch>
+                  </pic:blipFill>
+                  <pic:spPr>
+                    <a:xfrm>
+                      <a:off x="0" y="0"/>
+                      <a:ext cx="5731510" cy="3052445"/>
+                    </a:xfrm>
+                    <a:prstGeom prst="rect">
+                      <a:avLst/>
+                    </a:prstGeom>
+                  </pic:spPr>
+                </pic:pic>
+              </a:graphicData>
+            </a:graphic>
+          </wp:anchor>
+        </w:drawing>
+      </w:r>
+    </w:p>
+    <w:p>
+      <w:pPr>
+        <w:rPr>
+          <w:rFonts w:ascii="Times New Roman" w:hAnsi="Times New Roman" w:cs="Times New Roman"/>
+          <w:sz w:val="32"/>
+          <w:szCs w:val="32"/>
+        </w:rPr>
+      </w:pPr>
+    </w:p>
+    <w:p>
+      <w:pPr>
+        <w:rPr>
+          <w:rFonts w:ascii="Times New Roman" w:hAnsi="Times New Roman" w:cs="Times New Roman"/>
+          <w:sz w:val="32"/>
+          <w:szCs w:val="32"/>
+        </w:rPr>
+      </w:pPr>
+    </w:p>
+    <w:p>
+      <w:pPr>
+        <w:tabs>
+          <w:tab w:val="left" w:pos="6657"/>
+        </w:tabs>
+        <w:rPr>
+          <w:rFonts w:ascii="Times New Roman" w:hAnsi="Times New Roman" w:cs="Times New Roman"/>
+          <w:sz w:val="32"/>
+          <w:szCs w:val="32"/>
+        </w:rPr>
+      </w:pPr>
+      <w:r>
+        <w:rPr>
+          <w:rFonts w:ascii="Times New Roman" w:hAnsi="Times New Roman" w:cs="Times New Roman"/>
+          <w:sz w:val="32"/>
+          <w:szCs w:val="32"/>
+        </w:rPr>
+        <w:lastRenderedPageBreak/>
+        <w:tab/>
+      </w:r>
+      <w:r>
+        <w:rPr>
+          <w:rFonts w:ascii="Times New Roman" w:hAnsi="Times New Roman" w:cs="Times New Roman"/>
+          <w:noProof/>
+          <w:sz w:val="24"/>
+          <w:szCs w:val="24"/>
+          <w:lang w:eastAsia="en-IN"/>
+        </w:rPr>
+        <w:drawing>
+          <wp:inline distT="0" distB="0" distL="0" distR="0" wp14:anchorId="426A5C03" wp14:editId="6AE08B8E">
+            <wp:extent cx="5731510" cy="3049905"/>
+            <wp:effectExtent l="0" t="0" r="2540" b="0"/>
+            <wp:docPr id="7" name="Picture 7"/>
+            <wp:cNvGraphicFramePr>
+              <a:graphicFrameLocks xmlns:a="http://schemas.openxmlformats.org/drawingml/2006/main" noChangeAspect="1"/>
+            </wp:cNvGraphicFramePr>
+            <a:graphic xmlns:a="http://schemas.openxmlformats.org/drawingml/2006/main">
+              <a:graphicData uri="http://schemas.openxmlformats.org/drawingml/2006/picture">
+                <pic:pic xmlns:pic="http://schemas.openxmlformats.org/drawingml/2006/picture">
+                  <pic:nvPicPr>
+                    <pic:cNvPr id="5" name="Screenshot 2026-10-27 091131.png"/>
+                    <pic:cNvPicPr/>
+                  </pic:nvPicPr>
+                  <pic:blipFill>
+                    <a:blip r:embed="rId14" cstate="print">
+                      <a:extLst>
+                        <a:ext uri="{28A0092B-C50C-407E-A947-70E740481C1C}">
+                          <a14:useLocalDpi xmlns:a14="http://schemas.microsoft.com/office/drawing/2010/main" val="0"/>
+                        </a:ext>
+                      </a:extLst>
+                    </a:blip>
+                    <a:stretch>
+                      <a:fillRect/>
+                    </a:stretch>
+                  </pic:blipFill>
+                  <pic:spPr>
+                    <a:xfrm>
+                      <a:off x="0" y="0"/>
+                      <a:ext cx="5731510" cy="3049905"/>
+                    </a:xfrm>
+                    <a:prstGeom prst="rect">
+                      <a:avLst/>
+                    </a:prstGeom>
+                  </pic:spPr>
+                </pic:pic>
+              </a:graphicData>
+            </a:graphic>
+          </wp:inline>
+        </w:drawing>
+      </w:r>
+    </w:p>
+    <w:p>
+      <w:pPr>
+        <w:tabs>
+          <w:tab w:val="left" w:pos="6657"/>
+        </w:tabs>
+        <w:rPr>
+          <w:rFonts w:ascii="Times New Roman" w:hAnsi="Times New Roman" w:cs="Times New Roman"/>
+          <w:sz w:val="32"/>
+          <w:szCs w:val="32"/>
+        </w:rPr>
+      </w:pPr>
+      <w:r>
+        <w:rPr>
+          <w:rFonts w:ascii="Times New Roman" w:hAnsi="Times New Roman" w:cs="Times New Roman"/>
+          <w:noProof/>
+          <w:sz w:val="24"/>
+          <w:szCs w:val="24"/>
+          <w:lang w:eastAsia="en-IN"/>
+        </w:rPr>
+        <w:drawing>
+          <wp:anchor distT="0" distB="0" distL="114300" distR="114300" simplePos="0" relativeHeight="251667456" behindDoc="1" locked="0" layoutInCell="1" allowOverlap="1" wp14:anchorId="3B5C6223" wp14:editId="2D619119">
+            <wp:simplePos x="0" y="0"/>
+            <wp:positionH relativeFrom="margin">
+              <wp:posOffset>175846</wp:posOffset>
+            </wp:positionH>
+            <wp:positionV relativeFrom="margin">
+              <wp:posOffset>6878808</wp:posOffset>
+            </wp:positionV>
+            <wp:extent cx="5274945" cy="2768600"/>
+            <wp:effectExtent l="0" t="0" r="1905" b="0"/>
+            <wp:wrapSquare wrapText="bothSides"/>
+            <wp:docPr id="11" name="Picture 11"/>
+            <wp:cNvGraphicFramePr>
+              <a:graphicFrameLocks xmlns:a="http://schemas.openxmlformats.org/drawingml/2006/main" noChangeAspect="1"/>
+            </wp:cNvGraphicFramePr>
+            <a:graphic xmlns:a="http://schemas.openxmlformats.org/drawingml/2006/main">
+              <a:graphicData uri="http://schemas.openxmlformats.org/drawingml/2006/picture">
+                <pic:pic xmlns:pic="http://schemas.openxmlformats.org/drawingml/2006/picture">
+                  <pic:nvPicPr>
+                    <pic:cNvPr id="6" name="Screenshot 2026-10-27 092807.png"/>
+                    <pic:cNvPicPr/>
+                  </pic:nvPicPr>
+                  <pic:blipFill>
+                    <a:blip r:embed="rId15" cstate="print">
+                      <a:extLst>
+                        <a:ext uri="{28A0092B-C50C-407E-A947-70E740481C1C}">
+                          <a14:useLocalDpi xmlns:a14="http://schemas.microsoft.com/office/drawing/2010/main" val="0"/>
+                        </a:ext>
+                      </a:extLst>
+                    </a:blip>
+                    <a:stretch>
+                      <a:fillRect/>
+                    </a:stretch>
+                  </pic:blipFill>
+                  <pic:spPr>
+                    <a:xfrm>
+                      <a:off x="0" y="0"/>
+                      <a:ext cx="5274945" cy="2768600"/>
+                    </a:xfrm>
+                    <a:prstGeom prst="rect">
+                      <a:avLst/>
+                    </a:prstGeom>
+                  </pic:spPr>
+                </pic:pic>
+              </a:graphicData>
+            </a:graphic>
+            <wp14:sizeRelH relativeFrom="margin">
+              <wp14:pctWidth>0</wp14:pctWidth>
+            </wp14:sizeRelH>
+            <wp14:sizeRelV relativeFrom="margin">
+              <wp14:pctHeight>0</wp14:pctHeight>
+            </wp14:sizeRelV>
+          </wp:anchor>
+        </w:drawing>
+      </w:r>
+      <w:r>
+        <w:rPr>
+          <w:rFonts w:ascii="Times New Roman" w:hAnsi="Times New Roman" w:cs="Times New Roman"/>
+          <w:noProof/>
+          <w:sz w:val="24"/>
+          <w:szCs w:val="24"/>
+          <w:lang w:eastAsia="en-IN"/>
+        </w:rPr>
+        <w:drawing>
+          <wp:anchor distT="0" distB="0" distL="114300" distR="114300" simplePos="0" relativeHeight="251665408" behindDoc="0" locked="0" layoutInCell="1" allowOverlap="1" wp14:anchorId="2750D175" wp14:editId="2A91B0AE">
+            <wp:simplePos x="0" y="0"/>
+            <wp:positionH relativeFrom="margin">
+              <wp:align>right</wp:align>
+            </wp:positionH>
+            <wp:positionV relativeFrom="paragraph">
+              <wp:posOffset>311590</wp:posOffset>
+            </wp:positionV>
+            <wp:extent cx="5731510" cy="3072130"/>
+            <wp:effectExtent l="0" t="0" r="2540" b="0"/>
+            <wp:wrapSquare wrapText="bothSides"/>
+            <wp:docPr id="10" name="Picture 10"/>
+            <wp:cNvGraphicFramePr>
+              <a:graphicFrameLocks xmlns:a="http://schemas.openxmlformats.org/drawingml/2006/main" noChangeAspect="1"/>
+            </wp:cNvGraphicFramePr>
+            <a:graphic xmlns:a="http://schemas.openxmlformats.org/drawingml/2006/main">
+              <a:graphicData uri="http://schemas.openxmlformats.org/drawingml/2006/picture">
+                <pic:pic xmlns:pic="http://schemas.openxmlformats.org/drawingml/2006/picture">
+                  <pic:nvPicPr>
+                    <pic:cNvPr id="4" name="Screenshot 2026-10-27 092751.png"/>
+                    <pic:cNvPicPr/>
+                  </pic:nvPicPr>
+                  <pic:blipFill>
+                    <a:blip r:embed="rId16" cstate="print">
+                      <a:extLst>
+                        <a:ext uri="{28A0092B-C50C-407E-A947-70E740481C1C}">
+                          <a14:useLocalDpi xmlns:a14="http://schemas.microsoft.com/office/drawing/2010/main" val="0"/>
+                        </a:ext>
+                      </a:extLst>
+                    </a:blip>
+                    <a:stretch>
+                      <a:fillRect/>
+                    </a:stretch>
+                  </pic:blipFill>
+                  <pic:spPr>
+                    <a:xfrm>
+                      <a:off x="0" y="0"/>
+                      <a:ext cx="5731510" cy="3072130"/>
+                    </a:xfrm>
+                    <a:prstGeom prst="rect">
+                      <a:avLst/>
+                    </a:prstGeom>
+                  </pic:spPr>
+                </pic:pic>
+              </a:graphicData>
+            </a:graphic>
+          </wp:anchor>
+        </w:drawing>
+      </w:r>
+      <w:r>
+        <w:rPr>
+          <w:rFonts w:ascii="Times New Roman" w:hAnsi="Times New Roman" w:cs="Times New Roman"/>
+          <w:sz w:val="32"/>
+          <w:szCs w:val="32"/>
+        </w:rPr>
+        <w:t>EXP-7</w:t>
+      </w:r>
+    </w:p>
+    <w:p>
+      <w:pPr>
+        <w:tabs>
+          <w:tab w:val="left" w:pos="6657"/>
+        </w:tabs>
+        <w:rPr>
+          <w:rFonts w:ascii="Times New Roman" w:hAnsi="Times New Roman" w:cs="Times New Roman"/>
+          <w:sz w:val="32"/>
+          <w:szCs w:val="32"/>
+        </w:rPr>
+      </w:pPr>
+    </w:p>
+    <w:p>
+      <w:pPr>
+        <w:rPr>
+          <w:rFonts w:ascii="Times New Roman" w:hAnsi="Times New Roman" w:cs="Times New Roman"/>
+          <w:sz w:val="32"/>
+          <w:szCs w:val="32"/>
+        </w:rPr>
+      </w:pPr>
       <w:bookmarkStart w:id="0" w:name="_GoBack"/>
+      <w:r>
+        <w:rPr>
+          <w:rFonts w:ascii="Times New Roman" w:hAnsi="Times New Roman" w:cs="Times New Roman"/>
+          <w:noProof/>
+          <w:sz w:val="24"/>
+          <w:szCs w:val="24"/>
+          <w:lang w:eastAsia="en-IN"/>
+        </w:rPr>
+        <w:drawing>
+          <wp:anchor distT="0" distB="0" distL="114300" distR="114300" simplePos="0" relativeHeight="251669504" behindDoc="0" locked="0" layoutInCell="1" allowOverlap="1" wp14:anchorId="2A69B349" wp14:editId="340FB03E">
+            <wp:simplePos x="0" y="0"/>
+            <wp:positionH relativeFrom="margin">
+              <wp:posOffset>0</wp:posOffset>
+            </wp:positionH>
+            <wp:positionV relativeFrom="paragraph">
+              <wp:posOffset>358775</wp:posOffset>
+            </wp:positionV>
+            <wp:extent cx="5731510" cy="3027680"/>
+            <wp:effectExtent l="0" t="0" r="2540" b="1270"/>
+            <wp:wrapSquare wrapText="bothSides"/>
+            <wp:docPr id="12" name="Picture 12"/>
+            <wp:cNvGraphicFramePr>
+              <a:graphicFrameLocks xmlns:a="http://schemas.openxmlformats.org/drawingml/2006/main" noChangeAspect="1"/>
+            </wp:cNvGraphicFramePr>
+            <a:graphic xmlns:a="http://schemas.openxmlformats.org/drawingml/2006/main">
+              <a:graphicData uri="http://schemas.openxmlformats.org/drawingml/2006/picture">
+                <pic:pic xmlns:pic="http://schemas.openxmlformats.org/drawingml/2006/picture">
+                  <pic:nvPicPr>
+                    <pic:cNvPr id="8" name="Screenshot 2026-10-27 092832.png"/>
+                    <pic:cNvPicPr/>
+                  </pic:nvPicPr>
+                  <pic:blipFill>
+                    <a:blip r:embed="rId17" cstate="print">
+                      <a:extLst>
+                        <a:ext uri="{28A0092B-C50C-407E-A947-70E740481C1C}">
+                          <a14:useLocalDpi xmlns:a14="http://schemas.microsoft.com/office/drawing/2010/main" val="0"/>
+                        </a:ext>
+                      </a:extLst>
+                    </a:blip>
+                    <a:stretch>
+                      <a:fillRect/>
+                    </a:stretch>
+                  </pic:blipFill>
+                  <pic:spPr>
+                    <a:xfrm>
+                      <a:off x="0" y="0"/>
+                      <a:ext cx="5731510" cy="3027680"/>
+                    </a:xfrm>
+                    <a:prstGeom prst="rect">
+                      <a:avLst/>
+                    </a:prstGeom>
+                  </pic:spPr>
+                </pic:pic>
+              </a:graphicData>
+            </a:graphic>
+          </wp:anchor>
+        </w:drawing>
+      </w:r>
       <w:bookmarkEnd w:id="0"/>
-      <w:r>
-        <w:rPr>
-          <w:rFonts w:ascii="Times New Roman" w:hAnsi="Times New Roman" w:cs="Times New Roman"/>
-          <w:b/>
-          <w:bCs/>
-          <w:sz w:val="32"/>
-          <w:szCs w:val="32"/>
-        </w:rPr>
-        <w:br/>
-      </w:r>
-      <w:r>
-        <w:rPr>
-          <w:rFonts w:ascii="Times New Roman" w:hAnsi="Times New Roman" w:cs="Times New Roman"/>
-          <w:b/>
-          <w:bCs/>
-          <w:sz w:val="32"/>
-          <w:szCs w:val="32"/>
-        </w:rPr>
-        <w:br/>
-      </w:r>
-      <w:r>
-        <w:rPr>
-          <w:rFonts w:ascii="Times New Roman" w:hAnsi="Times New Roman" w:cs="Times New Roman"/>
-          <w:b/>
-          <w:bCs/>
-          <w:sz w:val="32"/>
-          <w:szCs w:val="32"/>
-        </w:rPr>
-        <w:br/>
-      </w:r>
+    </w:p>
+    <w:p>
+      <w:pPr>
+        <w:rPr>
+          <w:rFonts w:ascii="Times New Roman" w:hAnsi="Times New Roman" w:cs="Times New Roman"/>
+          <w:sz w:val="32"/>
+          <w:szCs w:val="32"/>
+        </w:rPr>
+      </w:pPr>
+    </w:p>
+    <w:p>
+      <w:pPr>
+        <w:rPr>
+          <w:rFonts w:ascii="Times New Roman" w:hAnsi="Times New Roman" w:cs="Times New Roman"/>
+          <w:sz w:val="32"/>
+          <w:szCs w:val="32"/>
+        </w:rPr>
+      </w:pPr>
+    </w:p>
+    <w:p>
+      <w:pPr>
+        <w:rPr>
+          <w:rFonts w:ascii="Times New Roman" w:hAnsi="Times New Roman" w:cs="Times New Roman"/>
+          <w:sz w:val="32"/>
+          <w:szCs w:val="32"/>
+        </w:rPr>
+      </w:pPr>
+    </w:p>
+    <w:p>
+      <w:pPr>
+        <w:rPr>
+          <w:rFonts w:ascii="Times New Roman" w:hAnsi="Times New Roman" w:cs="Times New Roman"/>
+          <w:sz w:val="32"/>
+          <w:szCs w:val="32"/>
+        </w:rPr>
+      </w:pPr>
+    </w:p>
+    <w:p>
+      <w:pPr>
+        <w:rPr>
+          <w:rFonts w:ascii="Times New Roman" w:hAnsi="Times New Roman" w:cs="Times New Roman"/>
+          <w:sz w:val="32"/>
+          <w:szCs w:val="32"/>
+        </w:rPr>
+      </w:pPr>
+    </w:p>
+    <w:p>
+      <w:pPr>
+        <w:rPr>
+          <w:rFonts w:ascii="Times New Roman" w:hAnsi="Times New Roman" w:cs="Times New Roman"/>
+          <w:sz w:val="32"/>
+          <w:szCs w:val="32"/>
+        </w:rPr>
+      </w:pPr>
     </w:p>
     <w:sectPr>
+      <w:headerReference w:type="default" r:id="rId18"/>
       <w:pgSz w:w="11906" w:h="16838"/>
       <w:pgMar w:top="1440" w:right="1440" w:bottom="1440" w:left="1440" w:header="708" w:footer="708" w:gutter="0"/>
       <w:cols w:space="708"/>
@@ -308,6 +1104,79 @@
     </w:sectPr>
   </w:body>
 </w:document>
+</file>
+
+<file path=word/endnotes.xml><?xml version="1.0" encoding="utf-8"?>
+<w:endnotes xmlns:wpc="http://schemas.microsoft.com/office/word/2010/wordprocessingCanvas" xmlns:cx="http://schemas.microsoft.com/office/drawing/2014/chartex" xmlns:cx1="http://schemas.microsoft.com/office/drawing/2015/9/8/chartex" xmlns:cx2="http://schemas.microsoft.com/office/drawing/2015/10/21/chartex" xmlns:cx3="http://schemas.microsoft.com/office/drawing/2016/5/9/chartex" xmlns:cx4="http://schemas.microsoft.com/office/drawing/2016/5/10/chartex" xmlns:cx5="http://schemas.microsoft.com/office/drawing/2016/5/11/chartex" xmlns:cx6="http://schemas.microsoft.com/office/drawing/2016/5/12/chartex" xmlns:cx7="http://schemas.microsoft.com/office/drawing/2016/5/13/chartex" xmlns:cx8="http://schemas.microsoft.com/office/drawing/2016/5/14/chartex" xmlns:mc="http://schemas.openxmlformats.org/markup-compatibility/2006" xmlns:aink="http://schemas.microsoft.com/office/drawing/2016/ink" xmlns:am3d="http://schemas.microsoft.com/office/drawing/2017/model3d" xmlns:o="urn:schemas-microsoft-com:office:office" xmlns:r="http://schemas.openxmlformats.org/officeDocument/2006/relationships" xmlns:m="http://schemas.openxmlformats.org/officeDocument/2006/math" xmlns:v="urn:schemas-microsoft-com:vml" xmlns:wp14="http://schemas.microsoft.com/office/word/2010/wordprocessingDrawing" xmlns:wp="http://schemas.openxmlformats.org/drawingml/2006/wordprocessingDrawing" xmlns:w10="urn:schemas-microsoft-com:office:word" xmlns:w="http://schemas.openxmlformats.org/wordprocessingml/2006/main" xmlns:w14="http://schemas.microsoft.com/office/word/2010/wordml" xmlns:w15="http://schemas.microsoft.com/office/word/2012/wordml" xmlns:w16cid="http://schemas.microsoft.com/office/word/2016/wordml/cid" xmlns:w16se="http://schemas.microsoft.com/office/word/2015/wordml/symex" xmlns:wpg="http://schemas.microsoft.com/office/word/2010/wordprocessingGroup" xmlns:wpi="http://schemas.microsoft.com/office/word/2010/wordprocessingInk" xmlns:wne="http://schemas.microsoft.com/office/word/2006/wordml" xmlns:wps="http://schemas.microsoft.com/office/word/2010/wordprocessingShape" mc:Ignorable="w14 w15 w16se w16cid wp14">
+  <w:endnote w:type="separator" w:id="-1">
+    <w:p>
+      <w:pPr>
+        <w:spacing w:after="0" w:line="240" w:lineRule="auto"/>
+      </w:pPr>
+      <w:r>
+        <w:separator/>
+      </w:r>
+    </w:p>
+  </w:endnote>
+  <w:endnote w:type="continuationSeparator" w:id="0">
+    <w:p>
+      <w:pPr>
+        <w:spacing w:after="0" w:line="240" w:lineRule="auto"/>
+      </w:pPr>
+      <w:r>
+        <w:continuationSeparator/>
+      </w:r>
+    </w:p>
+  </w:endnote>
+</w:endnotes>
+</file>
+
+<file path=word/footnotes.xml><?xml version="1.0" encoding="utf-8"?>
+<w:footnotes xmlns:wpc="http://schemas.microsoft.com/office/word/2010/wordprocessingCanvas" xmlns:cx="http://schemas.microsoft.com/office/drawing/2014/chartex" xmlns:cx1="http://schemas.microsoft.com/office/drawing/2015/9/8/chartex" xmlns:cx2="http://schemas.microsoft.com/office/drawing/2015/10/21/chartex" xmlns:cx3="http://schemas.microsoft.com/office/drawing/2016/5/9/chartex" xmlns:cx4="http://schemas.microsoft.com/office/drawing/2016/5/10/chartex" xmlns:cx5="http://schemas.microsoft.com/office/drawing/2016/5/11/chartex" xmlns:cx6="http://schemas.microsoft.com/office/drawing/2016/5/12/chartex" xmlns:cx7="http://schemas.microsoft.com/office/drawing/2016/5/13/chartex" xmlns:cx8="http://schemas.microsoft.com/office/drawing/2016/5/14/chartex" xmlns:mc="http://schemas.openxmlformats.org/markup-compatibility/2006" xmlns:aink="http://schemas.microsoft.com/office/drawing/2016/ink" xmlns:am3d="http://schemas.microsoft.com/office/drawing/2017/model3d" xmlns:o="urn:schemas-microsoft-com:office:office" xmlns:r="http://schemas.openxmlformats.org/officeDocument/2006/relationships" xmlns:m="http://schemas.openxmlformats.org/officeDocument/2006/math" xmlns:v="urn:schemas-microsoft-com:vml" xmlns:wp14="http://schemas.microsoft.com/office/word/2010/wordprocessingDrawing" xmlns:wp="http://schemas.openxmlformats.org/drawingml/2006/wordprocessingDrawing" xmlns:w10="urn:schemas-microsoft-com:office:word" xmlns:w="http://schemas.openxmlformats.org/wordprocessingml/2006/main" xmlns:w14="http://schemas.microsoft.com/office/word/2010/wordml" xmlns:w15="http://schemas.microsoft.com/office/word/2012/wordml" xmlns:w16cid="http://schemas.microsoft.com/office/word/2016/wordml/cid" xmlns:w16se="http://schemas.microsoft.com/office/word/2015/wordml/symex" xmlns:wpg="http://schemas.microsoft.com/office/word/2010/wordprocessingGroup" xmlns:wpi="http://schemas.microsoft.com/office/word/2010/wordprocessingInk" xmlns:wne="http://schemas.microsoft.com/office/word/2006/wordml" xmlns:wps="http://schemas.microsoft.com/office/word/2010/wordprocessingShape" mc:Ignorable="w14 w15 w16se w16cid wp14">
+  <w:footnote w:type="separator" w:id="-1">
+    <w:p>
+      <w:pPr>
+        <w:spacing w:after="0" w:line="240" w:lineRule="auto"/>
+      </w:pPr>
+      <w:r>
+        <w:separator/>
+      </w:r>
+    </w:p>
+  </w:footnote>
+  <w:footnote w:type="continuationSeparator" w:id="0">
+    <w:p>
+      <w:pPr>
+        <w:spacing w:after="0" w:line="240" w:lineRule="auto"/>
+      </w:pPr>
+      <w:r>
+        <w:continuationSeparator/>
+      </w:r>
+    </w:p>
+  </w:footnote>
+</w:footnotes>
+</file>
+
+<file path=word/header1.xml><?xml version="1.0" encoding="utf-8"?>
+<w:hdr xmlns:wpc="http://schemas.microsoft.com/office/word/2010/wordprocessingCanvas" xmlns:cx="http://schemas.microsoft.com/office/drawing/2014/chartex" xmlns:cx1="http://schemas.microsoft.com/office/drawing/2015/9/8/chartex" xmlns:cx2="http://schemas.microsoft.com/office/drawing/2015/10/21/chartex" xmlns:cx3="http://schemas.microsoft.com/office/drawing/2016/5/9/chartex" xmlns:cx4="http://schemas.microsoft.com/office/drawing/2016/5/10/chartex" xmlns:cx5="http://schemas.microsoft.com/office/drawing/2016/5/11/chartex" xmlns:cx6="http://schemas.microsoft.com/office/drawing/2016/5/12/chartex" xmlns:cx7="http://schemas.microsoft.com/office/drawing/2016/5/13/chartex" xmlns:cx8="http://schemas.microsoft.com/office/drawing/2016/5/14/chartex" xmlns:mc="http://schemas.openxmlformats.org/markup-compatibility/2006" xmlns:aink="http://schemas.microsoft.com/office/drawing/2016/ink" xmlns:am3d="http://schemas.microsoft.com/office/drawing/2017/model3d" xmlns:o="urn:schemas-microsoft-com:office:office" xmlns:r="http://schemas.openxmlformats.org/officeDocument/2006/relationships" xmlns:m="http://schemas.openxmlformats.org/officeDocument/2006/math" xmlns:v="urn:schemas-microsoft-com:vml" xmlns:wp14="http://schemas.microsoft.com/office/word/2010/wordprocessingDrawing" xmlns:wp="http://schemas.openxmlformats.org/drawingml/2006/wordprocessingDrawing" xmlns:w10="urn:schemas-microsoft-com:office:word" xmlns:w="http://schemas.openxmlformats.org/wordprocessingml/2006/main" xmlns:w14="http://schemas.microsoft.com/office/word/2010/wordml" xmlns:w15="http://schemas.microsoft.com/office/word/2012/wordml" xmlns:w16cid="http://schemas.microsoft.com/office/word/2016/wordml/cid" xmlns:w16se="http://schemas.microsoft.com/office/word/2015/wordml/symex" xmlns:wpg="http://schemas.microsoft.com/office/word/2010/wordprocessingGroup" xmlns:wpi="http://schemas.microsoft.com/office/word/2010/wordprocessingInk" xmlns:wne="http://schemas.microsoft.com/office/word/2006/wordml" xmlns:wps="http://schemas.microsoft.com/office/word/2010/wordprocessingShape" mc:Ignorable="w14 w15 w16se w16cid wp14">
+  <w:p>
+    <w:pPr>
+      <w:pStyle w:val="Header"/>
+      <w:rPr>
+        <w:rFonts w:ascii="Times New Roman" w:hAnsi="Times New Roman" w:cs="Times New Roman"/>
+        <w:sz w:val="24"/>
+        <w:szCs w:val="24"/>
+      </w:rPr>
+    </w:pPr>
+    <w:r>
+      <w:rPr>
+        <w:rFonts w:ascii="Times New Roman" w:hAnsi="Times New Roman" w:cs="Times New Roman"/>
+        <w:sz w:val="24"/>
+        <w:szCs w:val="24"/>
+      </w:rPr>
+      <w:t>192511385-Lakshmi Shruthiksha A</w:t>
+    </w:r>
+  </w:p>
+</w:hdr>
 </file>
 
 <file path=word/styles.xml><?xml version="1.0" encoding="utf-8"?>
@@ -736,6 +1605,50 @@
     <w:semiHidden/>
     <w:unhideWhenUsed/>
   </w:style>
+  <w:style w:type="paragraph" w:styleId="Header">
+    <w:name w:val="header"/>
+    <w:basedOn w:val="Normal"/>
+    <w:link w:val="HeaderChar"/>
+    <w:uiPriority w:val="99"/>
+    <w:unhideWhenUsed/>
+    <w:rsid w:val="00912CB6"/>
+    <w:pPr>
+      <w:tabs>
+        <w:tab w:val="center" w:pos="4513"/>
+        <w:tab w:val="right" w:pos="9026"/>
+      </w:tabs>
+      <w:spacing w:after="0" w:line="240" w:lineRule="auto"/>
+    </w:pPr>
+  </w:style>
+  <w:style w:type="character" w:customStyle="1" w:styleId="HeaderChar">
+    <w:name w:val="Header Char"/>
+    <w:basedOn w:val="DefaultParagraphFont"/>
+    <w:link w:val="Header"/>
+    <w:uiPriority w:val="99"/>
+    <w:rsid w:val="00912CB6"/>
+  </w:style>
+  <w:style w:type="paragraph" w:styleId="Footer">
+    <w:name w:val="footer"/>
+    <w:basedOn w:val="Normal"/>
+    <w:link w:val="FooterChar"/>
+    <w:uiPriority w:val="99"/>
+    <w:unhideWhenUsed/>
+    <w:rsid w:val="00912CB6"/>
+    <w:pPr>
+      <w:tabs>
+        <w:tab w:val="center" w:pos="4513"/>
+        <w:tab w:val="right" w:pos="9026"/>
+      </w:tabs>
+      <w:spacing w:after="0" w:line="240" w:lineRule="auto"/>
+    </w:pPr>
+  </w:style>
+  <w:style w:type="character" w:customStyle="1" w:styleId="FooterChar">
+    <w:name w:val="Footer Char"/>
+    <w:basedOn w:val="DefaultParagraphFont"/>
+    <w:link w:val="Footer"/>
+    <w:uiPriority w:val="99"/>
+    <w:rsid w:val="00912CB6"/>
+  </w:style>
 </w:styles>
 </file>
 
